--- a/book2/Chapter_09_Draft.docx
+++ b/book2/Chapter_09_Draft.docx
@@ -362,6 +362,38 @@
         <w:pStyle w:val="FirstParagraph"/>
       </w:pPr>
       <w:r>
+        <w:t xml:space="preserve">“</w:t>
+      </w:r>
+      <w:r>
+        <w:t xml:space="preserve">The Bible calls them Hebrew midwives,</w:t>
+      </w:r>
+      <w:r>
+        <w:t xml:space="preserve">”</w:t>
+      </w:r>
+      <w:r>
+        <w:t xml:space="preserve"> </w:t>
+      </w:r>
+      <w:r>
+        <w:t xml:space="preserve">Grandma said.</w:t>
+      </w:r>
+      <w:r>
+        <w:t xml:space="preserve"> </w:t>
+      </w:r>
+      <w:r>
+        <w:t xml:space="preserve">“</w:t>
+      </w:r>
+      <w:r>
+        <w:t xml:space="preserve">But some readers wonder whether they were Egyptian women who helped Hebrew mothers. Either way, they feared God.</w:t>
+      </w:r>
+      <w:r>
+        <w:t xml:space="preserve">”</w:t>
+      </w:r>
+    </w:p>
+    <w:p>
+      <w:pPr>
+        <w:pStyle w:val="BodyText"/>
+      </w:pPr>
+      <w:r>
         <w:t xml:space="preserve">Malani clapped.</w:t>
       </w:r>
       <w:r>
@@ -570,7 +602,7 @@
         <w:t xml:space="preserve"> </w:t>
       </w:r>
       <w:r>
-        <w:t xml:space="preserve">about 430 words.</w:t>
+        <w:t xml:space="preserve">about 460 words.</w:t>
       </w:r>
     </w:p>
     <w:p>
@@ -682,28 +714,13 @@
           <w:bCs/>
           <w:b/>
         </w:rPr>
-        <w:t xml:space="preserve">The midwives:</w:t>
-      </w:r>
-      <w:r>
-        <w:t xml:space="preserve"> </w:t>
-      </w:r>
-      <w:r>
-        <w:t xml:space="preserve">the NIV calls them</w:t>
-      </w:r>
-      <w:r>
-        <w:t xml:space="preserve"> </w:t>
-      </w:r>
-      <w:r>
-        <w:t xml:space="preserve">“</w:t>
-      </w:r>
-      <w:r>
-        <w:t xml:space="preserve">Hebrew midwives</w:t>
-      </w:r>
-      <w:r>
-        <w:t xml:space="preserve">”</w:t>
-      </w:r>
-      <w:r>
-        <w:t xml:space="preserve">. The Hebrew wording could also mean</w:t>
+        <w:t xml:space="preserve">The midwives (your choice):</w:t>
+      </w:r>
+      <w:r>
+        <w:t xml:space="preserve"> </w:t>
+      </w:r>
+      <w:r>
+        <w:t xml:space="preserve">Grandma explains that the Bible calls them Hebrew midwives, but some readers wonder whether they were Egyptian (Exodus 1:15 can also be read</w:t>
       </w:r>
       <w:r>
         <w:t xml:space="preserve"> </w:t>
@@ -722,7 +739,7 @@
           <w:iCs/>
           <w:i/>
         </w:rPr>
-        <w:t xml:space="preserve">to</w:t>
+        <w:t xml:space="preserve">of</w:t>
       </w:r>
       <w:r>
         <w:t xml:space="preserve"> </w:t>
@@ -734,25 +751,19 @@
         <w:t xml:space="preserve">”</w:t>
       </w:r>
       <w:r>
-        <w:t xml:space="preserve">, so scholars debate whether they were Hebrew or Egyptian. I simply call them</w:t>
-      </w:r>
-      <w:r>
-        <w:t xml:space="preserve"> </w:t>
-      </w:r>
-      <w:r>
-        <w:t xml:space="preserve">“</w:t>
-      </w:r>
-      <w:r>
-        <w:t xml:space="preserve">midwives</w:t>
-      </w:r>
-      <w:r>
-        <w:t xml:space="preserve">”</w:t>
-      </w:r>
-      <w:r>
-        <w:t xml:space="preserve"> </w:t>
-      </w:r>
-      <w:r>
-        <w:t xml:space="preserve">so the draft doesn’t take a side.</w:t>
+        <w:t xml:space="preserve">; the Septuagint and Josephus take that view).</w:t>
+      </w:r>
+      <w:r>
+        <w:t xml:space="preserve"> </w:t>
+      </w:r>
+      <w:r>
+        <w:t xml:space="preserve">“</w:t>
+      </w:r>
+      <w:r>
+        <w:t xml:space="preserve">Either way, they feared God.</w:t>
+      </w:r>
+      <w:r>
+        <w:t xml:space="preserve">”</w:t>
       </w:r>
     </w:p>
     <w:p>

--- a/book2/Chapter_09_Draft.docx
+++ b/book2/Chapter_09_Draft.docx
@@ -2,13 +2,13 @@
 <file path=word/document.xml><?xml version="1.0" encoding="utf-8"?>
 <w:document xmlns:w="http://schemas.openxmlformats.org/wordprocessingml/2006/main" xmlns:m="http://schemas.openxmlformats.org/officeDocument/2006/math" xmlns:r="http://schemas.openxmlformats.org/officeDocument/2006/relationships" xmlns:o="urn:schemas-microsoft-com:office:office" xmlns:v="urn:schemas-microsoft-com:vml" xmlns:w10="urn:schemas-microsoft-com:office:word" xmlns:a="http://schemas.openxmlformats.org/drawingml/2006/main" xmlns:pic="http://schemas.openxmlformats.org/drawingml/2006/picture" xmlns:wp="http://schemas.openxmlformats.org/drawingml/2006/wordprocessingDrawing">
   <w:body>
-    <w:bookmarkStart w:id="21" w:name="book-2-chapter-9-draft"/>
+    <w:bookmarkStart w:id="21" w:name="part-2-chapter-9-draft"/>
     <w:p>
       <w:pPr>
         <w:pStyle w:val="Heading1"/>
       </w:pPr>
       <w:r>
-        <w:t xml:space="preserve">Book 2 · Chapter 9 — DRAFT</w:t>
+        <w:t xml:space="preserve">Part 2 · Chapter 9 — DRAFT</w:t>
       </w:r>
     </w:p>
     <w:p>
